--- a/examples/patterns/doc/01-apriori-rules.docx
+++ b/examples/patterns/doc/01-apriori-rules.docx
@@ -905,7 +905,7 @@
         <w:rPr>
           <w:rStyle w:val="VerbatimChar"/>
         </w:rPr>
-        <w:t xml:space="preserve">## set transactions ...[114 item(s), 48842 transaction(s)] done [0.04s].</w:t>
+        <w:t xml:space="preserve">## set transactions ...[114 item(s), 48842 transaction(s)] done [0.03s].</w:t>
       </w:r>
       <w:r>
         <w:br/>
@@ -943,16 +943,16 @@
         <w:rPr>
           <w:rStyle w:val="VerbatimChar"/>
         </w:rPr>
-        <w:t xml:space="preserve">## Warning in arules::apriori(data, parameter = obj$engine_parameter, appearance = obj$engine_appearance, : Mining stopped</w:t>
-      </w:r>
-      <w:r>
-        <w:br/>
-      </w:r>
-      <w:r>
-        <w:rPr>
-          <w:rStyle w:val="VerbatimChar"/>
-        </w:rPr>
-        <w:t xml:space="preserve">## (maxlen reached). Only patterns up to a length of 4 returned!</w:t>
+        <w:t xml:space="preserve">## Warning in arules::apriori(data, parameter = obj$engine_parameter, appearance = obj$engine_appearance, : Mining stopped (maxlen</w:t>
+      </w:r>
+      <w:r>
+        <w:br/>
+      </w:r>
+      <w:r>
+        <w:rPr>
+          <w:rStyle w:val="VerbatimChar"/>
+        </w:rPr>
+        <w:t xml:space="preserve">## reached). Only patterns up to a length of 4 returned!</w:t>
       </w:r>
     </w:p>
     <w:p>
@@ -963,7 +963,7 @@
         <w:rPr>
           <w:rStyle w:val="VerbatimChar"/>
         </w:rPr>
-        <w:t xml:space="preserve">##  done [0.00s].</w:t>
+        <w:t xml:space="preserve">##  done [0.07s].</w:t>
       </w:r>
       <w:r>
         <w:br/>

--- a/examples/patterns/doc/01-apriori-rules.docx
+++ b/examples/patterns/doc/01-apriori-rules.docx
@@ -963,7 +963,7 @@
         <w:rPr>
           <w:rStyle w:val="VerbatimChar"/>
         </w:rPr>
-        <w:t xml:space="preserve">##  done [0.07s].</w:t>
+        <w:t xml:space="preserve">##  done [0.00s].</w:t>
       </w:r>
       <w:r>
         <w:br/>

--- a/examples/patterns/doc/01-apriori-rules.docx
+++ b/examples/patterns/doc/01-apriori-rules.docx
@@ -943,16 +943,16 @@
         <w:rPr>
           <w:rStyle w:val="VerbatimChar"/>
         </w:rPr>
-        <w:t xml:space="preserve">## Warning in arules::apriori(data, parameter = obj$engine_parameter, appearance = obj$engine_appearance, : Mining stopped (maxlen</w:t>
-      </w:r>
-      <w:r>
-        <w:br/>
-      </w:r>
-      <w:r>
-        <w:rPr>
-          <w:rStyle w:val="VerbatimChar"/>
-        </w:rPr>
-        <w:t xml:space="preserve">## reached). Only patterns up to a length of 4 returned!</w:t>
+        <w:t xml:space="preserve">## Warning in arules::apriori(data, parameter = obj$engine_parameter, appearance = obj$engine_appearance, : Mining stopped</w:t>
+      </w:r>
+      <w:r>
+        <w:br/>
+      </w:r>
+      <w:r>
+        <w:rPr>
+          <w:rStyle w:val="VerbatimChar"/>
+        </w:rPr>
+        <w:t xml:space="preserve">## (maxlen reached). Only patterns up to a length of 4 returned!</w:t>
       </w:r>
     </w:p>
     <w:p>
@@ -963,7 +963,7 @@
         <w:rPr>
           <w:rStyle w:val="VerbatimChar"/>
         </w:rPr>
-        <w:t xml:space="preserve">##  done [0.00s].</w:t>
+        <w:t xml:space="preserve">##  done [0.01s].</w:t>
       </w:r>
       <w:r>
         <w:br/>

--- a/examples/patterns/doc/01-apriori-rules.docx
+++ b/examples/patterns/doc/01-apriori-rules.docx
@@ -33,43 +33,19 @@
         <w:pStyle w:val="BodyText"/>
       </w:pPr>
       <w:r>
-        <w:t xml:space="preserve">Didactic goal: establish the standard pattern-mining line of experiment used throughout this family: load data, configure the miner,</w:t>
-      </w:r>
-      <w:r>
-        <w:t xml:space="preserve"> </w:t>
-      </w:r>
-      <w:r>
-        <w:rPr>
-          <w:rStyle w:val="VerbatimChar"/>
-        </w:rPr>
-        <w:t xml:space="preserve">fit()</w:t>
-      </w:r>
-      <w:r>
-        <w:t xml:space="preserve">,</w:t>
-      </w:r>
-      <w:r>
-        <w:t xml:space="preserve"> </w:t>
-      </w:r>
-      <w:r>
-        <w:rPr>
-          <w:rStyle w:val="VerbatimChar"/>
-        </w:rPr>
-        <w:t xml:space="preserve">discover()</w:t>
-      </w:r>
-      <w:r>
-        <w:t xml:space="preserve">,</w:t>
-      </w:r>
-      <w:r>
-        <w:t xml:space="preserve"> </w:t>
-      </w:r>
-      <w:r>
-        <w:rPr>
-          <w:rStyle w:val="VerbatimChar"/>
-        </w:rPr>
-        <w:t xml:space="preserve">evaluate()</w:t>
-      </w:r>
-      <w:r>
-        <w:t xml:space="preserve">, and inspect the patterns.</w:t>
+        <w:t xml:space="preserve">Didactic goal: establish the standard pattern-mining line of experiment used throughout this family with a directional rule example: fixed</w:t>
+      </w:r>
+      <w:r>
+        <w:t xml:space="preserve"> </w:t>
+      </w:r>
+      <w:r>
+        <w:rPr>
+          <w:rStyle w:val="VerbatimChar"/>
+        </w:rPr>
+        <w:t xml:space="preserve">rhs</w:t>
+      </w:r>
+      <w:r>
+        <w:t xml:space="preserve">, explicit confidence threshold, and quality filtering by lift.</w:t>
       </w:r>
     </w:p>
     <w:p>
@@ -455,7 +431,7 @@
         <w:rPr>
           <w:rStyle w:val="FloatTok"/>
         </w:rPr>
-        <w:t xml:space="preserve">0.5</w:t>
+        <w:t xml:space="preserve">0.2</w:t>
       </w:r>
       <w:r>
         <w:rPr>
@@ -488,13 +464,211 @@
         <w:rPr>
           <w:rStyle w:val="FloatTok"/>
         </w:rPr>
+        <w:t xml:space="preserve">0.85</w:t>
+      </w:r>
+      <w:r>
+        <w:rPr>
+          <w:rStyle w:val="NormalTok"/>
+        </w:rPr>
+        <w:t xml:space="preserve">,</w:t>
+      </w:r>
+      <w:r>
+        <w:br/>
+      </w:r>
+      <w:r>
+        <w:rPr>
+          <w:rStyle w:val="NormalTok"/>
+        </w:rPr>
+        <w:t xml:space="preserve">  </w:t>
+      </w:r>
+      <w:r>
+        <w:rPr>
+          <w:rStyle w:val="AttributeTok"/>
+        </w:rPr>
+        <w:t xml:space="preserve">minlen =</w:t>
+      </w:r>
+      <w:r>
+        <w:rPr>
+          <w:rStyle w:val="NormalTok"/>
+        </w:rPr>
+        <w:t xml:space="preserve"> </w:t>
+      </w:r>
+      <w:r>
+        <w:rPr>
+          <w:rStyle w:val="DecValTok"/>
+        </w:rPr>
+        <w:t xml:space="preserve">2</w:t>
+      </w:r>
+      <w:r>
+        <w:rPr>
+          <w:rStyle w:val="NormalTok"/>
+        </w:rPr>
+        <w:t xml:space="preserve">,</w:t>
+      </w:r>
+      <w:r>
+        <w:br/>
+      </w:r>
+      <w:r>
+        <w:rPr>
+          <w:rStyle w:val="NormalTok"/>
+        </w:rPr>
+        <w:t xml:space="preserve">  </w:t>
+      </w:r>
+      <w:r>
+        <w:rPr>
+          <w:rStyle w:val="AttributeTok"/>
+        </w:rPr>
+        <w:t xml:space="preserve">maxlen =</w:t>
+      </w:r>
+      <w:r>
+        <w:rPr>
+          <w:rStyle w:val="NormalTok"/>
+        </w:rPr>
+        <w:t xml:space="preserve"> </w:t>
+      </w:r>
+      <w:r>
+        <w:rPr>
+          <w:rStyle w:val="DecValTok"/>
+        </w:rPr>
+        <w:t xml:space="preserve">3</w:t>
+      </w:r>
+      <w:r>
+        <w:rPr>
+          <w:rStyle w:val="NormalTok"/>
+        </w:rPr>
+        <w:t xml:space="preserve">,</w:t>
+      </w:r>
+      <w:r>
+        <w:br/>
+      </w:r>
+      <w:r>
+        <w:rPr>
+          <w:rStyle w:val="NormalTok"/>
+        </w:rPr>
+        <w:t xml:space="preserve">  </w:t>
+      </w:r>
+      <w:r>
+        <w:rPr>
+          <w:rStyle w:val="AttributeTok"/>
+        </w:rPr>
+        <w:t xml:space="preserve">rhs =</w:t>
+      </w:r>
+      <w:r>
+        <w:rPr>
+          <w:rStyle w:val="NormalTok"/>
+        </w:rPr>
+        <w:t xml:space="preserve"> </w:t>
+      </w:r>
+      <w:r>
+        <w:rPr>
+          <w:rStyle w:val="FunctionTok"/>
+        </w:rPr>
+        <w:t xml:space="preserve">c</w:t>
+      </w:r>
+      <w:r>
+        <w:rPr>
+          <w:rStyle w:val="NormalTok"/>
+        </w:rPr>
+        <w:t xml:space="preserve">(</w:t>
+      </w:r>
+      <w:r>
+        <w:rPr>
+          <w:rStyle w:val="StringTok"/>
+        </w:rPr>
+        <w:t xml:space="preserve">"native-country=United-States"</w:t>
+      </w:r>
+      <w:r>
+        <w:rPr>
+          <w:rStyle w:val="NormalTok"/>
+        </w:rPr>
+        <w:t xml:space="preserve">),</w:t>
+      </w:r>
+      <w:r>
+        <w:br/>
+      </w:r>
+      <w:r>
+        <w:rPr>
+          <w:rStyle w:val="NormalTok"/>
+        </w:rPr>
+        <w:t xml:space="preserve">  </w:t>
+      </w:r>
+      <w:r>
+        <w:rPr>
+          <w:rStyle w:val="AttributeTok"/>
+        </w:rPr>
+        <w:t xml:space="preserve">quality_filter =</w:t>
+      </w:r>
+      <w:r>
+        <w:rPr>
+          <w:rStyle w:val="NormalTok"/>
+        </w:rPr>
+        <w:t xml:space="preserve"> utils</w:t>
+      </w:r>
+      <w:r>
+        <w:rPr>
+          <w:rStyle w:val="SpecialCharTok"/>
+        </w:rPr>
+        <w:t xml:space="preserve">$</w:t>
+      </w:r>
+      <w:r>
+        <w:rPr>
+          <w:rStyle w:val="FunctionTok"/>
+        </w:rPr>
+        <w:t xml:space="preserve">quality_min</w:t>
+      </w:r>
+      <w:r>
+        <w:rPr>
+          <w:rStyle w:val="NormalTok"/>
+        </w:rPr>
+        <w:t xml:space="preserve">(</w:t>
+      </w:r>
+      <w:r>
+        <w:rPr>
+          <w:rStyle w:val="AttributeTok"/>
+        </w:rPr>
+        <w:t xml:space="preserve">confidence =</w:t>
+      </w:r>
+      <w:r>
+        <w:rPr>
+          <w:rStyle w:val="NormalTok"/>
+        </w:rPr>
+        <w:t xml:space="preserve"> </w:t>
+      </w:r>
+      <w:r>
+        <w:rPr>
+          <w:rStyle w:val="FloatTok"/>
+        </w:rPr>
         <w:t xml:space="preserve">0.9</w:t>
       </w:r>
       <w:r>
         <w:rPr>
           <w:rStyle w:val="NormalTok"/>
         </w:rPr>
-        <w:t xml:space="preserve">,</w:t>
+        <w:t xml:space="preserve">, </w:t>
+      </w:r>
+      <w:r>
+        <w:rPr>
+          <w:rStyle w:val="AttributeTok"/>
+        </w:rPr>
+        <w:t xml:space="preserve">lift =</w:t>
+      </w:r>
+      <w:r>
+        <w:rPr>
+          <w:rStyle w:val="NormalTok"/>
+        </w:rPr>
+        <w:t xml:space="preserve"> </w:t>
+      </w:r>
+      <w:r>
+        <w:rPr>
+          <w:rStyle w:val="FloatTok"/>
+        </w:rPr>
+        <w:t xml:space="preserve">1.03</w:t>
+      </w:r>
+      <w:r>
+        <w:rPr>
+          <w:rStyle w:val="NormalTok"/>
+        </w:rPr>
+        <w:t xml:space="preserve">),</w:t>
       </w:r>
       <w:r>
         <w:br/>
@@ -509,184 +683,43 @@
         <w:rPr>
           <w:rStyle w:val="AttributeTok"/>
         </w:rPr>
-        <w:t xml:space="preserve">minlen =</w:t>
-      </w:r>
-      <w:r>
-        <w:rPr>
-          <w:rStyle w:val="NormalTok"/>
-        </w:rPr>
-        <w:t xml:space="preserve"> </w:t>
-      </w:r>
-      <w:r>
-        <w:rPr>
-          <w:rStyle w:val="DecValTok"/>
-        </w:rPr>
-        <w:t xml:space="preserve">2</w:t>
-      </w:r>
-      <w:r>
-        <w:rPr>
-          <w:rStyle w:val="NormalTok"/>
-        </w:rPr>
-        <w:t xml:space="preserve">,</w:t>
-      </w:r>
-      <w:r>
-        <w:br/>
-      </w:r>
-      <w:r>
-        <w:rPr>
-          <w:rStyle w:val="NormalTok"/>
-        </w:rPr>
-        <w:t xml:space="preserve">  </w:t>
+        <w:t xml:space="preserve">control =</w:t>
+      </w:r>
+      <w:r>
+        <w:rPr>
+          <w:rStyle w:val="NormalTok"/>
+        </w:rPr>
+        <w:t xml:space="preserve"> </w:t>
+      </w:r>
+      <w:r>
+        <w:rPr>
+          <w:rStyle w:val="FunctionTok"/>
+        </w:rPr>
+        <w:t xml:space="preserve">list</w:t>
+      </w:r>
+      <w:r>
+        <w:rPr>
+          <w:rStyle w:val="NormalTok"/>
+        </w:rPr>
+        <w:t xml:space="preserve">(</w:t>
       </w:r>
       <w:r>
         <w:rPr>
           <w:rStyle w:val="AttributeTok"/>
         </w:rPr>
-        <w:t xml:space="preserve">maxlen =</w:t>
-      </w:r>
-      <w:r>
-        <w:rPr>
-          <w:rStyle w:val="NormalTok"/>
-        </w:rPr>
-        <w:t xml:space="preserve"> </w:t>
-      </w:r>
-      <w:r>
-        <w:rPr>
-          <w:rStyle w:val="DecValTok"/>
-        </w:rPr>
-        <w:t xml:space="preserve">4</w:t>
-      </w:r>
-      <w:r>
-        <w:rPr>
-          <w:rStyle w:val="NormalTok"/>
-        </w:rPr>
-        <w:t xml:space="preserve">,</w:t>
-      </w:r>
-      <w:r>
-        <w:br/>
-      </w:r>
-      <w:r>
-        <w:rPr>
-          <w:rStyle w:val="NormalTok"/>
-        </w:rPr>
-        <w:t xml:space="preserve">  </w:t>
-      </w:r>
-      <w:r>
-        <w:rPr>
-          <w:rStyle w:val="AttributeTok"/>
-        </w:rPr>
-        <w:t xml:space="preserve">rhs =</w:t>
-      </w:r>
-      <w:r>
-        <w:rPr>
-          <w:rStyle w:val="NormalTok"/>
-        </w:rPr>
-        <w:t xml:space="preserve"> </w:t>
-      </w:r>
-      <w:r>
-        <w:rPr>
-          <w:rStyle w:val="FunctionTok"/>
-        </w:rPr>
-        <w:t xml:space="preserve">c</w:t>
-      </w:r>
-      <w:r>
-        <w:rPr>
-          <w:rStyle w:val="NormalTok"/>
-        </w:rPr>
-        <w:t xml:space="preserve">(</w:t>
-      </w:r>
-      <w:r>
-        <w:rPr>
-          <w:rStyle w:val="StringTok"/>
-        </w:rPr>
-        <w:t xml:space="preserve">"income=small"</w:t>
-      </w:r>
-      <w:r>
-        <w:rPr>
-          <w:rStyle w:val="NormalTok"/>
-        </w:rPr>
-        <w:t xml:space="preserve">),</w:t>
-      </w:r>
-      <w:r>
-        <w:br/>
-      </w:r>
-      <w:r>
-        <w:rPr>
-          <w:rStyle w:val="NormalTok"/>
-        </w:rPr>
-        <w:t xml:space="preserve">  </w:t>
-      </w:r>
-      <w:r>
-        <w:rPr>
-          <w:rStyle w:val="AttributeTok"/>
-        </w:rPr>
-        <w:t xml:space="preserve">quality_filter =</w:t>
-      </w:r>
-      <w:r>
-        <w:rPr>
-          <w:rStyle w:val="NormalTok"/>
-        </w:rPr>
-        <w:t xml:space="preserve"> utils</w:t>
-      </w:r>
-      <w:r>
-        <w:rPr>
-          <w:rStyle w:val="SpecialCharTok"/>
-        </w:rPr>
-        <w:t xml:space="preserve">$</w:t>
-      </w:r>
-      <w:r>
-        <w:rPr>
-          <w:rStyle w:val="FunctionTok"/>
-        </w:rPr>
-        <w:t xml:space="preserve">quality_min</w:t>
-      </w:r>
-      <w:r>
-        <w:rPr>
-          <w:rStyle w:val="NormalTok"/>
-        </w:rPr>
-        <w:t xml:space="preserve">(</w:t>
-      </w:r>
-      <w:r>
-        <w:rPr>
-          <w:rStyle w:val="AttributeTok"/>
-        </w:rPr>
-        <w:t xml:space="preserve">confidence =</w:t>
-      </w:r>
-      <w:r>
-        <w:rPr>
-          <w:rStyle w:val="NormalTok"/>
-        </w:rPr>
-        <w:t xml:space="preserve"> </w:t>
-      </w:r>
-      <w:r>
-        <w:rPr>
-          <w:rStyle w:val="FloatTok"/>
-        </w:rPr>
-        <w:t xml:space="preserve">0.95</w:t>
-      </w:r>
-      <w:r>
-        <w:rPr>
-          <w:rStyle w:val="NormalTok"/>
-        </w:rPr>
-        <w:t xml:space="preserve">, </w:t>
-      </w:r>
-      <w:r>
-        <w:rPr>
-          <w:rStyle w:val="AttributeTok"/>
-        </w:rPr>
-        <w:t xml:space="preserve">lift =</w:t>
-      </w:r>
-      <w:r>
-        <w:rPr>
-          <w:rStyle w:val="NormalTok"/>
-        </w:rPr>
-        <w:t xml:space="preserve"> </w:t>
-      </w:r>
-      <w:r>
-        <w:rPr>
-          <w:rStyle w:val="FloatTok"/>
-        </w:rPr>
-        <w:t xml:space="preserve">1.05</w:t>
+        <w:t xml:space="preserve">verbose =</w:t>
+      </w:r>
+      <w:r>
+        <w:rPr>
+          <w:rStyle w:val="NormalTok"/>
+        </w:rPr>
+        <w:t xml:space="preserve"> </w:t>
+      </w:r>
+      <w:r>
+        <w:rPr>
+          <w:rStyle w:val="ConstantTok"/>
+        </w:rPr>
+        <w:t xml:space="preserve">FALSE</w:t>
       </w:r>
       <w:r>
         <w:rPr>
@@ -771,13 +804,40 @@
         <w:rPr>
           <w:rStyle w:val="FunctionTok"/>
         </w:rPr>
+        <w:t xml:space="preserve">suppressWarnings</w:t>
+      </w:r>
+      <w:r>
+        <w:rPr>
+          <w:rStyle w:val="NormalTok"/>
+        </w:rPr>
+        <w:t xml:space="preserve">(</w:t>
+      </w:r>
+      <w:r>
+        <w:rPr>
+          <w:rStyle w:val="FunctionTok"/>
+        </w:rPr>
         <w:t xml:space="preserve">discover</w:t>
       </w:r>
       <w:r>
         <w:rPr>
           <w:rStyle w:val="NormalTok"/>
         </w:rPr>
-        <w:t xml:space="preserve">(pm, trans)</w:t>
+        <w:t xml:space="preserve">(pm, trans))</w:t>
+      </w:r>
+      <w:r>
+        <w:br/>
+      </w:r>
+      <w:r>
+        <w:rPr>
+          <w:rStyle w:val="FunctionTok"/>
+        </w:rPr>
+        <w:t xml:space="preserve">length</w:t>
+      </w:r>
+      <w:r>
+        <w:rPr>
+          <w:rStyle w:val="NormalTok"/>
+        </w:rPr>
+        <w:t xml:space="preserve">(rules)</w:t>
       </w:r>
     </w:p>
     <w:p>
@@ -788,171 +848,15 @@
         <w:rPr>
           <w:rStyle w:val="VerbatimChar"/>
         </w:rPr>
-        <w:t xml:space="preserve">## Apriori</w:t>
-      </w:r>
-      <w:r>
-        <w:br/>
-      </w:r>
-      <w:r>
-        <w:rPr>
-          <w:rStyle w:val="VerbatimChar"/>
-        </w:rPr>
-        <w:t xml:space="preserve">## </w:t>
-      </w:r>
-      <w:r>
-        <w:br/>
-      </w:r>
-      <w:r>
-        <w:rPr>
-          <w:rStyle w:val="VerbatimChar"/>
-        </w:rPr>
-        <w:t xml:space="preserve">## Parameter specification:</w:t>
-      </w:r>
-      <w:r>
-        <w:br/>
-      </w:r>
-      <w:r>
-        <w:rPr>
-          <w:rStyle w:val="VerbatimChar"/>
-        </w:rPr>
-        <w:t xml:space="preserve">##  confidence minval smax arem  aval originalSupport maxtime support minlen maxlen target  ext</w:t>
-      </w:r>
-      <w:r>
-        <w:br/>
-      </w:r>
-      <w:r>
-        <w:rPr>
-          <w:rStyle w:val="VerbatimChar"/>
-        </w:rPr>
-        <w:t xml:space="preserve">##         0.9    0.1    1 none FALSE            TRUE       5     0.5      2      4  rules TRUE</w:t>
-      </w:r>
-      <w:r>
-        <w:br/>
-      </w:r>
-      <w:r>
-        <w:rPr>
-          <w:rStyle w:val="VerbatimChar"/>
-        </w:rPr>
-        <w:t xml:space="preserve">## </w:t>
-      </w:r>
-      <w:r>
-        <w:br/>
-      </w:r>
-      <w:r>
-        <w:rPr>
-          <w:rStyle w:val="VerbatimChar"/>
-        </w:rPr>
-        <w:t xml:space="preserve">## Algorithmic control:</w:t>
-      </w:r>
-      <w:r>
-        <w:br/>
-      </w:r>
-      <w:r>
-        <w:rPr>
-          <w:rStyle w:val="VerbatimChar"/>
-        </w:rPr>
-        <w:t xml:space="preserve">##  filter tree heap memopt load sort verbose</w:t>
-      </w:r>
-      <w:r>
-        <w:br/>
-      </w:r>
-      <w:r>
-        <w:rPr>
-          <w:rStyle w:val="VerbatimChar"/>
-        </w:rPr>
-        <w:t xml:space="preserve">##     0.1 TRUE TRUE  FALSE TRUE    2    TRUE</w:t>
-      </w:r>
-      <w:r>
-        <w:br/>
-      </w:r>
-      <w:r>
-        <w:rPr>
-          <w:rStyle w:val="VerbatimChar"/>
-        </w:rPr>
-        <w:t xml:space="preserve">## </w:t>
-      </w:r>
-      <w:r>
-        <w:br/>
-      </w:r>
-      <w:r>
-        <w:rPr>
-          <w:rStyle w:val="VerbatimChar"/>
-        </w:rPr>
-        <w:t xml:space="preserve">## Absolute minimum support count: 24421 </w:t>
-      </w:r>
-      <w:r>
-        <w:br/>
-      </w:r>
-      <w:r>
-        <w:rPr>
-          <w:rStyle w:val="VerbatimChar"/>
-        </w:rPr>
-        <w:t xml:space="preserve">## </w:t>
-      </w:r>
-      <w:r>
-        <w:br/>
-      </w:r>
-      <w:r>
-        <w:rPr>
-          <w:rStyle w:val="VerbatimChar"/>
-        </w:rPr>
-        <w:t xml:space="preserve">## set item appearances ...[1 item(s)] done [0.00s].</w:t>
-      </w:r>
-      <w:r>
-        <w:br/>
-      </w:r>
-      <w:r>
-        <w:rPr>
-          <w:rStyle w:val="VerbatimChar"/>
-        </w:rPr>
-        <w:t xml:space="preserve">## set transactions ...[114 item(s), 48842 transaction(s)] done [0.03s].</w:t>
-      </w:r>
-      <w:r>
-        <w:br/>
-      </w:r>
-      <w:r>
-        <w:rPr>
-          <w:rStyle w:val="VerbatimChar"/>
-        </w:rPr>
-        <w:t xml:space="preserve">## sorting and recoding items ... [9 item(s)] done [0.00s].</w:t>
-      </w:r>
-      <w:r>
-        <w:br/>
-      </w:r>
-      <w:r>
-        <w:rPr>
-          <w:rStyle w:val="VerbatimChar"/>
-        </w:rPr>
-        <w:t xml:space="preserve">## creating transaction tree ... done [0.01s].</w:t>
-      </w:r>
-      <w:r>
-        <w:br/>
-      </w:r>
-      <w:r>
-        <w:rPr>
-          <w:rStyle w:val="VerbatimChar"/>
-        </w:rPr>
-        <w:t xml:space="preserve">## checking subsets of size 1 2 3 4</w:t>
+        <w:t xml:space="preserve">## [1] 15</w:t>
       </w:r>
     </w:p>
     <w:p>
       <w:pPr>
-        <w:pStyle w:val="SourceCode"/>
-      </w:pPr>
-      <w:r>
-        <w:rPr>
-          <w:rStyle w:val="VerbatimChar"/>
-        </w:rPr>
-        <w:t xml:space="preserve">## Warning in arules::apriori(data, parameter = obj$engine_parameter, appearance = obj$engine_appearance, : Mining stopped</w:t>
-      </w:r>
-      <w:r>
-        <w:br/>
-      </w:r>
-      <w:r>
-        <w:rPr>
-          <w:rStyle w:val="VerbatimChar"/>
-        </w:rPr>
-        <w:t xml:space="preserve">## (maxlen reached). Only patterns up to a length of 4 returned!</w:t>
+        <w:pStyle w:val="FirstParagraph"/>
+      </w:pPr>
+      <w:r>
+        <w:t xml:space="preserve">Evaluate the discovered patterns.</w:t>
       </w:r>
     </w:p>
     <w:p>
@@ -961,27 +865,54 @@
       </w:pPr>
       <w:r>
         <w:rPr>
-          <w:rStyle w:val="VerbatimChar"/>
-        </w:rPr>
-        <w:t xml:space="preserve">##  done [0.01s].</w:t>
-      </w:r>
-      <w:r>
-        <w:br/>
-      </w:r>
-      <w:r>
-        <w:rPr>
-          <w:rStyle w:val="VerbatimChar"/>
-        </w:rPr>
-        <w:t xml:space="preserve">## writing ... [0 rule(s)] done [0.00s].</w:t>
-      </w:r>
-      <w:r>
-        <w:br/>
-      </w:r>
-      <w:r>
-        <w:rPr>
-          <w:rStyle w:val="VerbatimChar"/>
-        </w:rPr>
-        <w:t xml:space="preserve">## creating S4 object  ... done [0.00s].</w:t>
+          <w:rStyle w:val="NormalTok"/>
+        </w:rPr>
+        <w:t xml:space="preserve">eval </w:t>
+      </w:r>
+      <w:r>
+        <w:rPr>
+          <w:rStyle w:val="OtherTok"/>
+        </w:rPr>
+        <w:t xml:space="preserve">&lt;-</w:t>
+      </w:r>
+      <w:r>
+        <w:rPr>
+          <w:rStyle w:val="NormalTok"/>
+        </w:rPr>
+        <w:t xml:space="preserve"> </w:t>
+      </w:r>
+      <w:r>
+        <w:rPr>
+          <w:rStyle w:val="FunctionTok"/>
+        </w:rPr>
+        <w:t xml:space="preserve">evaluate</w:t>
+      </w:r>
+      <w:r>
+        <w:rPr>
+          <w:rStyle w:val="NormalTok"/>
+        </w:rPr>
+        <w:t xml:space="preserve">(pm, rules)</w:t>
+      </w:r>
+      <w:r>
+        <w:br/>
+      </w:r>
+      <w:r>
+        <w:rPr>
+          <w:rStyle w:val="NormalTok"/>
+        </w:rPr>
+        <w:t xml:space="preserve">eval</w:t>
+      </w:r>
+      <w:r>
+        <w:rPr>
+          <w:rStyle w:val="SpecialCharTok"/>
+        </w:rPr>
+        <w:t xml:space="preserve">$</w:t>
+      </w:r>
+      <w:r>
+        <w:rPr>
+          <w:rStyle w:val="NormalTok"/>
+        </w:rPr>
+        <w:t xml:space="preserve">metrics</w:t>
       </w:r>
     </w:p>
     <w:p>
@@ -990,34 +921,241 @@
       </w:pPr>
       <w:r>
         <w:rPr>
-          <w:rStyle w:val="FunctionTok"/>
-        </w:rPr>
-        <w:t xml:space="preserve">length</w:t>
-      </w:r>
-      <w:r>
-        <w:rPr>
-          <w:rStyle w:val="NormalTok"/>
-        </w:rPr>
-        <w:t xml:space="preserve">(rules)</w:t>
+          <w:rStyle w:val="VerbatimChar"/>
+        </w:rPr>
+        <w:t xml:space="preserve">##            metric      value      type</w:t>
+      </w:r>
+      <w:r>
+        <w:br/>
+      </w:r>
+      <w:r>
+        <w:rPr>
+          <w:rStyle w:val="VerbatimChar"/>
+        </w:rPr>
+        <w:t xml:space="preserve">## 1   pattern_count 15.0000000 intrinsic</w:t>
+      </w:r>
+      <w:r>
+        <w:br/>
+      </w:r>
+      <w:r>
+        <w:rPr>
+          <w:rStyle w:val="VerbatimChar"/>
+        </w:rPr>
+        <w:t xml:space="preserve">## 2    mean_support  0.2536069 intrinsic</w:t>
+      </w:r>
+      <w:r>
+        <w:br/>
+      </w:r>
+      <w:r>
+        <w:rPr>
+          <w:rStyle w:val="VerbatimChar"/>
+        </w:rPr>
+        <w:t xml:space="preserve">## 3 mean_confidence  0.9312326 intrinsic</w:t>
+      </w:r>
+      <w:r>
+        <w:br/>
+      </w:r>
+      <w:r>
+        <w:rPr>
+          <w:rStyle w:val="VerbatimChar"/>
+        </w:rPr>
+        <w:t xml:space="preserve">## 4       mean_lift  1.0376726 intrinsic</w:t>
+      </w:r>
+      <w:r>
+        <w:br/>
+      </w:r>
+      <w:r>
+        <w:rPr>
+          <w:rStyle w:val="VerbatimChar"/>
+        </w:rPr>
+        <w:t xml:space="preserve">## 5     mean_length  2.9333333 intrinsic</w:t>
+      </w:r>
+      <w:r>
+        <w:br/>
+      </w:r>
+      <w:r>
+        <w:rPr>
+          <w:rStyle w:val="VerbatimChar"/>
+        </w:rPr>
+        <w:t xml:space="preserve">## 6  retained_ratio  0.1181102    filter</w:t>
       </w:r>
     </w:p>
     <w:p>
       <w:pPr>
-        <w:pStyle w:val="SourceCode"/>
-      </w:pPr>
-      <w:r>
-        <w:rPr>
-          <w:rStyle w:val="VerbatimChar"/>
-        </w:rPr>
-        <w:t xml:space="preserve">## [1] 0</w:t>
+        <w:pStyle w:val="FirstParagraph"/>
+      </w:pPr>
+      <w:r>
+        <w:t xml:space="preserve">Inspect a few patterns.</w:t>
       </w:r>
     </w:p>
     <w:p>
       <w:pPr>
-        <w:pStyle w:val="FirstParagraph"/>
-      </w:pPr>
-      <w:r>
-        <w:t xml:space="preserve">Evaluate the discovered patterns.</w:t>
+        <w:pStyle w:val="SourceCode"/>
+      </w:pPr>
+      <w:r>
+        <w:rPr>
+          <w:rStyle w:val="NormalTok"/>
+        </w:rPr>
+        <w:t xml:space="preserve">ord </w:t>
+      </w:r>
+      <w:r>
+        <w:rPr>
+          <w:rStyle w:val="OtherTok"/>
+        </w:rPr>
+        <w:t xml:space="preserve">&lt;-</w:t>
+      </w:r>
+      <w:r>
+        <w:rPr>
+          <w:rStyle w:val="NormalTok"/>
+        </w:rPr>
+        <w:t xml:space="preserve"> </w:t>
+      </w:r>
+      <w:r>
+        <w:rPr>
+          <w:rStyle w:val="FunctionTok"/>
+        </w:rPr>
+        <w:t xml:space="preserve">order</w:t>
+      </w:r>
+      <w:r>
+        <w:rPr>
+          <w:rStyle w:val="NormalTok"/>
+        </w:rPr>
+        <w:t xml:space="preserve">(arules</w:t>
+      </w:r>
+      <w:r>
+        <w:rPr>
+          <w:rStyle w:val="SpecialCharTok"/>
+        </w:rPr>
+        <w:t xml:space="preserve">::</w:t>
+      </w:r>
+      <w:r>
+        <w:rPr>
+          <w:rStyle w:val="FunctionTok"/>
+        </w:rPr>
+        <w:t xml:space="preserve">quality</w:t>
+      </w:r>
+      <w:r>
+        <w:rPr>
+          <w:rStyle w:val="NormalTok"/>
+        </w:rPr>
+        <w:t xml:space="preserve">(rules)</w:t>
+      </w:r>
+      <w:r>
+        <w:rPr>
+          <w:rStyle w:val="SpecialCharTok"/>
+        </w:rPr>
+        <w:t xml:space="preserve">$</w:t>
+      </w:r>
+      <w:r>
+        <w:rPr>
+          <w:rStyle w:val="NormalTok"/>
+        </w:rPr>
+        <w:t xml:space="preserve">lift, arules</w:t>
+      </w:r>
+      <w:r>
+        <w:rPr>
+          <w:rStyle w:val="SpecialCharTok"/>
+        </w:rPr>
+        <w:t xml:space="preserve">::</w:t>
+      </w:r>
+      <w:r>
+        <w:rPr>
+          <w:rStyle w:val="FunctionTok"/>
+        </w:rPr>
+        <w:t xml:space="preserve">quality</w:t>
+      </w:r>
+      <w:r>
+        <w:rPr>
+          <w:rStyle w:val="NormalTok"/>
+        </w:rPr>
+        <w:t xml:space="preserve">(rules)</w:t>
+      </w:r>
+      <w:r>
+        <w:rPr>
+          <w:rStyle w:val="SpecialCharTok"/>
+        </w:rPr>
+        <w:t xml:space="preserve">$</w:t>
+      </w:r>
+      <w:r>
+        <w:rPr>
+          <w:rStyle w:val="NormalTok"/>
+        </w:rPr>
+        <w:t xml:space="preserve">confidence, </w:t>
+      </w:r>
+      <w:r>
+        <w:rPr>
+          <w:rStyle w:val="AttributeTok"/>
+        </w:rPr>
+        <w:t xml:space="preserve">decreasing =</w:t>
+      </w:r>
+      <w:r>
+        <w:rPr>
+          <w:rStyle w:val="NormalTok"/>
+        </w:rPr>
+        <w:t xml:space="preserve"> </w:t>
+      </w:r>
+      <w:r>
+        <w:rPr>
+          <w:rStyle w:val="ConstantTok"/>
+        </w:rPr>
+        <w:t xml:space="preserve">TRUE</w:t>
+      </w:r>
+      <w:r>
+        <w:rPr>
+          <w:rStyle w:val="NormalTok"/>
+        </w:rPr>
+        <w:t xml:space="preserve">)</w:t>
+      </w:r>
+      <w:r>
+        <w:br/>
+      </w:r>
+      <w:r>
+        <w:rPr>
+          <w:rStyle w:val="NormalTok"/>
+        </w:rPr>
+        <w:t xml:space="preserve">arules</w:t>
+      </w:r>
+      <w:r>
+        <w:rPr>
+          <w:rStyle w:val="SpecialCharTok"/>
+        </w:rPr>
+        <w:t xml:space="preserve">::</w:t>
+      </w:r>
+      <w:r>
+        <w:rPr>
+          <w:rStyle w:val="FunctionTok"/>
+        </w:rPr>
+        <w:t xml:space="preserve">inspect</w:t>
+      </w:r>
+      <w:r>
+        <w:rPr>
+          <w:rStyle w:val="NormalTok"/>
+        </w:rPr>
+        <w:t xml:space="preserve">(rules[</w:t>
+      </w:r>
+      <w:r>
+        <w:rPr>
+          <w:rStyle w:val="FunctionTok"/>
+        </w:rPr>
+        <w:t xml:space="preserve">head</w:t>
+      </w:r>
+      <w:r>
+        <w:rPr>
+          <w:rStyle w:val="NormalTok"/>
+        </w:rPr>
+        <w:t xml:space="preserve">(ord, </w:t>
+      </w:r>
+      <w:r>
+        <w:rPr>
+          <w:rStyle w:val="DecValTok"/>
+        </w:rPr>
+        <w:t xml:space="preserve">6</w:t>
+      </w:r>
+      <w:r>
+        <w:rPr>
+          <w:rStyle w:val="NormalTok"/>
+        </w:rPr>
+        <w:t xml:space="preserve">)])</w:t>
       </w:r>
     </w:p>
     <w:p>
@@ -1026,355 +1164,182 @@
       </w:pPr>
       <w:r>
         <w:rPr>
-          <w:rStyle w:val="NormalTok"/>
-        </w:rPr>
-        <w:t xml:space="preserve">eval </w:t>
-      </w:r>
-      <w:r>
-        <w:rPr>
-          <w:rStyle w:val="OtherTok"/>
-        </w:rPr>
-        <w:t xml:space="preserve">&lt;-</w:t>
-      </w:r>
-      <w:r>
-        <w:rPr>
-          <w:rStyle w:val="NormalTok"/>
-        </w:rPr>
-        <w:t xml:space="preserve"> </w:t>
-      </w:r>
-      <w:r>
-        <w:rPr>
-          <w:rStyle w:val="FunctionTok"/>
-        </w:rPr>
-        <w:t xml:space="preserve">evaluate</w:t>
-      </w:r>
-      <w:r>
-        <w:rPr>
-          <w:rStyle w:val="NormalTok"/>
-        </w:rPr>
-        <w:t xml:space="preserve">(pm, rules)</w:t>
-      </w:r>
-      <w:r>
-        <w:br/>
-      </w:r>
-      <w:r>
-        <w:rPr>
-          <w:rStyle w:val="NormalTok"/>
-        </w:rPr>
-        <w:t xml:space="preserve">eval</w:t>
-      </w:r>
-      <w:r>
-        <w:rPr>
-          <w:rStyle w:val="SpecialCharTok"/>
-        </w:rPr>
-        <w:t xml:space="preserve">$</w:t>
-      </w:r>
-      <w:r>
-        <w:rPr>
-          <w:rStyle w:val="NormalTok"/>
-        </w:rPr>
-        <w:t xml:space="preserve">metrics</w:t>
+          <w:rStyle w:val="VerbatimChar"/>
+        </w:rPr>
+        <w:t xml:space="preserve">##     lhs                                         rhs                            support   confidence coverage  lift    </w:t>
+      </w:r>
+      <w:r>
+        <w:br/>
+      </w:r>
+      <w:r>
+        <w:rPr>
+          <w:rStyle w:val="VerbatimChar"/>
+        </w:rPr>
+        <w:t xml:space="preserve">## [1] {fnlwgt=[1.23e+04,1.41e+05), race=White} =&gt; {native-country=United-States} 0.2746612 0.9513510  0.2887064 1.060090</w:t>
+      </w:r>
+      <w:r>
+        <w:br/>
+      </w:r>
+      <w:r>
+        <w:rPr>
+          <w:rStyle w:val="VerbatimChar"/>
+        </w:rPr>
+        <w:t xml:space="preserve">## [2] {education=HS-grad, race=White}          =&gt; {native-country=United-States} 0.2578314 0.9406887  0.2740879 1.048210</w:t>
+      </w:r>
+      <w:r>
+        <w:br/>
+      </w:r>
+      <w:r>
+        <w:rPr>
+          <w:rStyle w:val="VerbatimChar"/>
+        </w:rPr>
+        <w:t xml:space="preserve">## [3] {education-num=[9,10), race=White}       =&gt; {native-country=United-States} 0.2578314 0.9406887  0.2740879 1.048210</w:t>
+      </w:r>
+      <w:r>
+        <w:br/>
+      </w:r>
+      <w:r>
+        <w:rPr>
+          <w:rStyle w:val="VerbatimChar"/>
+        </w:rPr>
+        <w:t xml:space="preserve">## [4] {education-num=[10,16], race=White}      =&gt; {native-country=United-States} 0.4448016 0.9398252  0.4732812 1.047247</w:t>
+      </w:r>
+      <w:r>
+        <w:br/>
+      </w:r>
+      <w:r>
+        <w:rPr>
+          <w:rStyle w:val="VerbatimChar"/>
+        </w:rPr>
+        <w:t xml:space="preserve">## [5] {fnlwgt=[1.41e+05,2.11e+05), race=White} =&gt; {native-country=United-States} 0.2713648 0.9293878  0.2919823 1.035617</w:t>
+      </w:r>
+      <w:r>
+        <w:br/>
+      </w:r>
+      <w:r>
+        <w:rPr>
+          <w:rStyle w:val="VerbatimChar"/>
+        </w:rPr>
+        <w:t xml:space="preserve">## [6] {relationship=Not-in-family, race=White} =&gt; {native-country=United-States} 0.2053560 0.9282739  0.2212235 1.034376</w:t>
+      </w:r>
+      <w:r>
+        <w:br/>
+      </w:r>
+      <w:r>
+        <w:rPr>
+          <w:rStyle w:val="VerbatimChar"/>
+        </w:rPr>
+        <w:t xml:space="preserve">##     count</w:t>
+      </w:r>
+      <w:r>
+        <w:br/>
+      </w:r>
+      <w:r>
+        <w:rPr>
+          <w:rStyle w:val="VerbatimChar"/>
+        </w:rPr>
+        <w:t xml:space="preserve">## [1] 13415</w:t>
+      </w:r>
+      <w:r>
+        <w:br/>
+      </w:r>
+      <w:r>
+        <w:rPr>
+          <w:rStyle w:val="VerbatimChar"/>
+        </w:rPr>
+        <w:t xml:space="preserve">## [2] 12593</w:t>
+      </w:r>
+      <w:r>
+        <w:br/>
+      </w:r>
+      <w:r>
+        <w:rPr>
+          <w:rStyle w:val="VerbatimChar"/>
+        </w:rPr>
+        <w:t xml:space="preserve">## [3] 12593</w:t>
+      </w:r>
+      <w:r>
+        <w:br/>
+      </w:r>
+      <w:r>
+        <w:rPr>
+          <w:rStyle w:val="VerbatimChar"/>
+        </w:rPr>
+        <w:t xml:space="preserve">## [4] 21725</w:t>
+      </w:r>
+      <w:r>
+        <w:br/>
+      </w:r>
+      <w:r>
+        <w:rPr>
+          <w:rStyle w:val="VerbatimChar"/>
+        </w:rPr>
+        <w:t xml:space="preserve">## [5] 13254</w:t>
+      </w:r>
+      <w:r>
+        <w:br/>
+      </w:r>
+      <w:r>
+        <w:rPr>
+          <w:rStyle w:val="VerbatimChar"/>
+        </w:rPr>
+        <w:t xml:space="preserve">## [6] 10030</w:t>
       </w:r>
     </w:p>
     <w:p>
       <w:pPr>
-        <w:pStyle w:val="SourceCode"/>
-      </w:pPr>
-      <w:r>
-        <w:rPr>
-          <w:rStyle w:val="VerbatimChar"/>
-        </w:rPr>
-        <w:t xml:space="preserve">##            metric value      type</w:t>
-      </w:r>
-      <w:r>
-        <w:br/>
-      </w:r>
-      <w:r>
-        <w:rPr>
-          <w:rStyle w:val="VerbatimChar"/>
-        </w:rPr>
-        <w:t xml:space="preserve">## 1   pattern_count     0 intrinsic</w:t>
-      </w:r>
-      <w:r>
-        <w:br/>
-      </w:r>
-      <w:r>
-        <w:rPr>
-          <w:rStyle w:val="VerbatimChar"/>
-        </w:rPr>
-        <w:t xml:space="preserve">## 2    mean_support   NaN intrinsic</w:t>
-      </w:r>
-      <w:r>
-        <w:br/>
-      </w:r>
-      <w:r>
-        <w:rPr>
-          <w:rStyle w:val="VerbatimChar"/>
-        </w:rPr>
-        <w:t xml:space="preserve">## 3 mean_confidence   NaN intrinsic</w:t>
-      </w:r>
-      <w:r>
-        <w:br/>
-      </w:r>
-      <w:r>
-        <w:rPr>
-          <w:rStyle w:val="VerbatimChar"/>
-        </w:rPr>
-        <w:t xml:space="preserve">## 4       mean_lift   NaN intrinsic</w:t>
-      </w:r>
-      <w:r>
-        <w:br/>
-      </w:r>
-      <w:r>
-        <w:rPr>
-          <w:rStyle w:val="VerbatimChar"/>
-        </w:rPr>
-        <w:t xml:space="preserve">## 5     mean_length    NA intrinsic</w:t>
-      </w:r>
-      <w:r>
-        <w:br/>
-      </w:r>
-      <w:r>
-        <w:rPr>
-          <w:rStyle w:val="VerbatimChar"/>
-        </w:rPr>
-        <w:t xml:space="preserve">## 6  retained_ratio    NA    filter</w:t>
-      </w:r>
-    </w:p>
-    <w:p>
-      <w:pPr>
         <w:pStyle w:val="FirstParagraph"/>
       </w:pPr>
       <w:r>
-        <w:t xml:space="preserve">Inspect a few patterns.</w:t>
-      </w:r>
-    </w:p>
-    <w:p>
-      <w:pPr>
-        <w:pStyle w:val="SourceCode"/>
-      </w:pPr>
-      <w:r>
-        <w:rPr>
-          <w:rStyle w:val="ControlFlowTok"/>
-        </w:rPr>
-        <w:t xml:space="preserve">if</w:t>
-      </w:r>
-      <w:r>
-        <w:rPr>
-          <w:rStyle w:val="NormalTok"/>
-        </w:rPr>
-        <w:t xml:space="preserve"> (</w:t>
-      </w:r>
-      <w:r>
-        <w:rPr>
-          <w:rStyle w:val="FunctionTok"/>
-        </w:rPr>
-        <w:t xml:space="preserve">length</w:t>
-      </w:r>
-      <w:r>
-        <w:rPr>
-          <w:rStyle w:val="NormalTok"/>
-        </w:rPr>
-        <w:t xml:space="preserve">(rules) </w:t>
-      </w:r>
-      <w:r>
-        <w:rPr>
-          <w:rStyle w:val="SpecialCharTok"/>
-        </w:rPr>
-        <w:t xml:space="preserve">==</w:t>
-      </w:r>
-      <w:r>
-        <w:rPr>
-          <w:rStyle w:val="NormalTok"/>
-        </w:rPr>
-        <w:t xml:space="preserve"> </w:t>
-      </w:r>
-      <w:r>
-        <w:rPr>
-          <w:rStyle w:val="DecValTok"/>
-        </w:rPr>
-        <w:t xml:space="preserve">0</w:t>
-      </w:r>
-      <w:r>
-        <w:rPr>
-          <w:rStyle w:val="NormalTok"/>
-        </w:rPr>
-        <w:t xml:space="preserve">) {</w:t>
-      </w:r>
-      <w:r>
-        <w:br/>
-      </w:r>
-      <w:r>
-        <w:rPr>
-          <w:rStyle w:val="NormalTok"/>
-        </w:rPr>
-        <w:t xml:space="preserve">  </w:t>
-      </w:r>
-      <w:r>
-        <w:rPr>
-          <w:rStyle w:val="FunctionTok"/>
-        </w:rPr>
-        <w:t xml:space="preserve">cat</w:t>
-      </w:r>
-      <w:r>
-        <w:rPr>
-          <w:rStyle w:val="NormalTok"/>
-        </w:rPr>
-        <w:t xml:space="preserve">(</w:t>
-      </w:r>
-      <w:r>
-        <w:rPr>
-          <w:rStyle w:val="StringTok"/>
-        </w:rPr>
-        <w:t xml:space="preserve">"No rules remained after the quality filter. Lower the thresholds if you want to inspect some candidates.</w:t>
-      </w:r>
-      <w:r>
-        <w:rPr>
-          <w:rStyle w:val="SpecialCharTok"/>
-        </w:rPr>
-        <w:t xml:space="preserve">\n</w:t>
-      </w:r>
-      <w:r>
-        <w:rPr>
-          <w:rStyle w:val="StringTok"/>
-        </w:rPr>
-        <w:t xml:space="preserve">"</w:t>
-      </w:r>
-      <w:r>
-        <w:rPr>
-          <w:rStyle w:val="NormalTok"/>
-        </w:rPr>
-        <w:t xml:space="preserve">)</w:t>
-      </w:r>
-      <w:r>
-        <w:br/>
-      </w:r>
-      <w:r>
-        <w:rPr>
-          <w:rStyle w:val="NormalTok"/>
-        </w:rPr>
-        <w:t xml:space="preserve">} </w:t>
-      </w:r>
-      <w:r>
-        <w:rPr>
-          <w:rStyle w:val="ControlFlowTok"/>
-        </w:rPr>
-        <w:t xml:space="preserve">else</w:t>
-      </w:r>
-      <w:r>
-        <w:rPr>
-          <w:rStyle w:val="NormalTok"/>
-        </w:rPr>
-        <w:t xml:space="preserve"> {</w:t>
-      </w:r>
-      <w:r>
-        <w:br/>
-      </w:r>
-      <w:r>
-        <w:rPr>
-          <w:rStyle w:val="NormalTok"/>
-        </w:rPr>
-        <w:t xml:space="preserve">  arules</w:t>
-      </w:r>
-      <w:r>
-        <w:rPr>
-          <w:rStyle w:val="SpecialCharTok"/>
-        </w:rPr>
-        <w:t xml:space="preserve">::</w:t>
-      </w:r>
-      <w:r>
-        <w:rPr>
-          <w:rStyle w:val="FunctionTok"/>
-        </w:rPr>
-        <w:t xml:space="preserve">inspect</w:t>
-      </w:r>
-      <w:r>
-        <w:rPr>
-          <w:rStyle w:val="NormalTok"/>
-        </w:rPr>
-        <w:t xml:space="preserve">(rules[</w:t>
-      </w:r>
-      <w:r>
-        <w:rPr>
-          <w:rStyle w:val="FunctionTok"/>
-        </w:rPr>
-        <w:t xml:space="preserve">seq_len</w:t>
-      </w:r>
-      <w:r>
-        <w:rPr>
-          <w:rStyle w:val="NormalTok"/>
-        </w:rPr>
-        <w:t xml:space="preserve">(</w:t>
-      </w:r>
-      <w:r>
-        <w:rPr>
-          <w:rStyle w:val="FunctionTok"/>
-        </w:rPr>
-        <w:t xml:space="preserve">min</w:t>
-      </w:r>
-      <w:r>
-        <w:rPr>
-          <w:rStyle w:val="NormalTok"/>
-        </w:rPr>
-        <w:t xml:space="preserve">(</w:t>
-      </w:r>
-      <w:r>
-        <w:rPr>
-          <w:rStyle w:val="DecValTok"/>
-        </w:rPr>
-        <w:t xml:space="preserve">6</w:t>
-      </w:r>
-      <w:r>
-        <w:rPr>
-          <w:rStyle w:val="NormalTok"/>
-        </w:rPr>
-        <w:t xml:space="preserve">, </w:t>
-      </w:r>
-      <w:r>
-        <w:rPr>
-          <w:rStyle w:val="FunctionTok"/>
-        </w:rPr>
-        <w:t xml:space="preserve">length</w:t>
-      </w:r>
-      <w:r>
-        <w:rPr>
-          <w:rStyle w:val="NormalTok"/>
-        </w:rPr>
-        <w:t xml:space="preserve">(rules)))])</w:t>
-      </w:r>
-      <w:r>
-        <w:br/>
-      </w:r>
-      <w:r>
-        <w:rPr>
-          <w:rStyle w:val="NormalTok"/>
-        </w:rPr>
-        <w:t xml:space="preserve">}</w:t>
-      </w:r>
-    </w:p>
-    <w:p>
-      <w:pPr>
-        <w:pStyle w:val="SourceCode"/>
-      </w:pPr>
-      <w:r>
-        <w:rPr>
-          <w:rStyle w:val="VerbatimChar"/>
-        </w:rPr>
-        <w:t xml:space="preserve">## No rules remained after the quality filter. Lower the thresholds if you want to inspect some candidates.</w:t>
-      </w:r>
-    </w:p>
-    <w:p>
-      <w:pPr>
-        <w:pStyle w:val="FirstParagraph"/>
-      </w:pPr>
-      <w:r>
         <w:t xml:space="preserve">What to observe</w:t>
       </w:r>
       <w:r>
         <w:t xml:space="preserve"> </w:t>
       </w:r>
       <w:r>
-        <w:t xml:space="preserve">- The standard pattern-mining workflow is different from prediction, but it is still structured and reproducible.</w:t>
+        <w:t xml:space="preserve">- The thresholds matter a lot. A didactic example should be configured to return some rules, not an empty result.</w:t>
+      </w:r>
+      <w:r>
+        <w:t xml:space="preserve"> </w:t>
+      </w:r>
+      <w:r>
+        <w:t xml:space="preserve">- Constraining the</w:t>
+      </w:r>
+      <w:r>
+        <w:t xml:space="preserve"> </w:t>
+      </w:r>
+      <w:r>
+        <w:rPr>
+          <w:rStyle w:val="VerbatimChar"/>
+        </w:rPr>
+        <w:t xml:space="preserve">rhs</w:t>
+      </w:r>
+      <w:r>
+        <w:t xml:space="preserve"> </w:t>
+      </w:r>
+      <w:r>
+        <w:t xml:space="preserve">is useful when you want rules that explain a specific consequent.</w:t>
+      </w:r>
+      <w:r>
+        <w:t xml:space="preserve"> </w:t>
+      </w:r>
+      <w:r>
+        <w:t xml:space="preserve">-</w:t>
+      </w:r>
+      <w:r>
+        <w:t xml:space="preserve"> </w:t>
+      </w:r>
+      <w:r>
+        <w:rPr>
+          <w:rStyle w:val="VerbatimChar"/>
+        </w:rPr>
+        <w:t xml:space="preserve">lift</w:t>
+      </w:r>
+      <w:r>
+        <w:t xml:space="preserve"> </w:t>
+      </w:r>
+      <w:r>
+        <w:t xml:space="preserve">works as a second filter on top of support and confidence, removing rules that are frequent but not especially informative.</w:t>
       </w:r>
       <w:r>
         <w:t xml:space="preserve"> </w:t>

--- a/examples/patterns/doc/01-apriori-rules.docx
+++ b/examples/patterns/doc/01-apriori-rules.docx
@@ -283,16 +283,259 @@
         <w:rPr>
           <w:rStyle w:val="VerbatimChar"/>
         </w:rPr>
-        <w:t xml:space="preserve">##       Length        Class         Mode </w:t>
-      </w:r>
-      <w:r>
-        <w:br/>
-      </w:r>
-      <w:r>
-        <w:rPr>
-          <w:rStyle w:val="VerbatimChar"/>
-        </w:rPr>
-        <w:t xml:space="preserve">##        48842 transactions           S4</w:t>
+        <w:t xml:space="preserve">## transactions as itemMatrix in sparse format with</w:t>
+      </w:r>
+      <w:r>
+        <w:br/>
+      </w:r>
+      <w:r>
+        <w:rPr>
+          <w:rStyle w:val="VerbatimChar"/>
+        </w:rPr>
+        <w:t xml:space="preserve">##  48842 rows (elements/itemsets/transactions) and</w:t>
+      </w:r>
+      <w:r>
+        <w:br/>
+      </w:r>
+      <w:r>
+        <w:rPr>
+          <w:rStyle w:val="VerbatimChar"/>
+        </w:rPr>
+        <w:t xml:space="preserve">##  114 columns (items) and a density of 0.1274938 </w:t>
+      </w:r>
+      <w:r>
+        <w:br/>
+      </w:r>
+      <w:r>
+        <w:rPr>
+          <w:rStyle w:val="VerbatimChar"/>
+        </w:rPr>
+        <w:t xml:space="preserve">## </w:t>
+      </w:r>
+      <w:r>
+        <w:br/>
+      </w:r>
+      <w:r>
+        <w:rPr>
+          <w:rStyle w:val="VerbatimChar"/>
+        </w:rPr>
+        <w:t xml:space="preserve">## most frequent items:</w:t>
+      </w:r>
+      <w:r>
+        <w:br/>
+      </w:r>
+      <w:r>
+        <w:rPr>
+          <w:rStyle w:val="VerbatimChar"/>
+        </w:rPr>
+        <w:t xml:space="preserve">##       capital-gain=[0,1e+05]    capital-loss=[0,4.36e+03] native-country=United-States                   race=White </w:t>
+      </w:r>
+      <w:r>
+        <w:br/>
+      </w:r>
+      <w:r>
+        <w:rPr>
+          <w:rStyle w:val="VerbatimChar"/>
+        </w:rPr>
+        <w:t xml:space="preserve">##                        48842                        48842                        43832                        41762 </w:t>
+      </w:r>
+      <w:r>
+        <w:br/>
+      </w:r>
+      <w:r>
+        <w:rPr>
+          <w:rStyle w:val="VerbatimChar"/>
+        </w:rPr>
+        <w:t xml:space="preserve">##       hours-per-week=[40,99]                      (Other) </w:t>
+      </w:r>
+      <w:r>
+        <w:br/>
+      </w:r>
+      <w:r>
+        <w:rPr>
+          <w:rStyle w:val="VerbatimChar"/>
+        </w:rPr>
+        <w:t xml:space="preserve">##                        37155                       489451 </w:t>
+      </w:r>
+      <w:r>
+        <w:br/>
+      </w:r>
+      <w:r>
+        <w:rPr>
+          <w:rStyle w:val="VerbatimChar"/>
+        </w:rPr>
+        <w:t xml:space="preserve">## </w:t>
+      </w:r>
+      <w:r>
+        <w:br/>
+      </w:r>
+      <w:r>
+        <w:rPr>
+          <w:rStyle w:val="VerbatimChar"/>
+        </w:rPr>
+        <w:t xml:space="preserve">## element (itemset/transaction) length distribution:</w:t>
+      </w:r>
+      <w:r>
+        <w:br/>
+      </w:r>
+      <w:r>
+        <w:rPr>
+          <w:rStyle w:val="VerbatimChar"/>
+        </w:rPr>
+        <w:t xml:space="preserve">## sizes</w:t>
+      </w:r>
+      <w:r>
+        <w:br/>
+      </w:r>
+      <w:r>
+        <w:rPr>
+          <w:rStyle w:val="VerbatimChar"/>
+        </w:rPr>
+        <w:t xml:space="preserve">##    11    12    13    14    15 </w:t>
+      </w:r>
+      <w:r>
+        <w:br/>
+      </w:r>
+      <w:r>
+        <w:rPr>
+          <w:rStyle w:val="VerbatimChar"/>
+        </w:rPr>
+        <w:t xml:space="preserve">##    19   971  2067 15623 30162 </w:t>
+      </w:r>
+      <w:r>
+        <w:br/>
+      </w:r>
+      <w:r>
+        <w:rPr>
+          <w:rStyle w:val="VerbatimChar"/>
+        </w:rPr>
+        <w:t xml:space="preserve">## </w:t>
+      </w:r>
+      <w:r>
+        <w:br/>
+      </w:r>
+      <w:r>
+        <w:rPr>
+          <w:rStyle w:val="VerbatimChar"/>
+        </w:rPr>
+        <w:t xml:space="preserve">##    Min. 1st Qu.  Median    Mean 3rd Qu.    Max. </w:t>
+      </w:r>
+      <w:r>
+        <w:br/>
+      </w:r>
+      <w:r>
+        <w:rPr>
+          <w:rStyle w:val="VerbatimChar"/>
+        </w:rPr>
+        <w:t xml:space="preserve">##   11.00   14.00   15.00   14.53   15.00   15.00 </w:t>
+      </w:r>
+      <w:r>
+        <w:br/>
+      </w:r>
+      <w:r>
+        <w:rPr>
+          <w:rStyle w:val="VerbatimChar"/>
+        </w:rPr>
+        <w:t xml:space="preserve">## </w:t>
+      </w:r>
+      <w:r>
+        <w:br/>
+      </w:r>
+      <w:r>
+        <w:rPr>
+          <w:rStyle w:val="VerbatimChar"/>
+        </w:rPr>
+        <w:t xml:space="preserve">## includes extended item information - examples:</w:t>
+      </w:r>
+      <w:r>
+        <w:br/>
+      </w:r>
+      <w:r>
+        <w:rPr>
+          <w:rStyle w:val="VerbatimChar"/>
+        </w:rPr>
+        <w:t xml:space="preserve">##        labels variables  levels</w:t>
+      </w:r>
+      <w:r>
+        <w:br/>
+      </w:r>
+      <w:r>
+        <w:rPr>
+          <w:rStyle w:val="VerbatimChar"/>
+        </w:rPr>
+        <w:t xml:space="preserve">## 1 age=[17,31)       age [17,31)</w:t>
+      </w:r>
+      <w:r>
+        <w:br/>
+      </w:r>
+      <w:r>
+        <w:rPr>
+          <w:rStyle w:val="VerbatimChar"/>
+        </w:rPr>
+        <w:t xml:space="preserve">## 2 age=[31,44)       age [31,44)</w:t>
+      </w:r>
+      <w:r>
+        <w:br/>
+      </w:r>
+      <w:r>
+        <w:rPr>
+          <w:rStyle w:val="VerbatimChar"/>
+        </w:rPr>
+        <w:t xml:space="preserve">## 3 age=[44,90]       age [44,90]</w:t>
+      </w:r>
+      <w:r>
+        <w:br/>
+      </w:r>
+      <w:r>
+        <w:rPr>
+          <w:rStyle w:val="VerbatimChar"/>
+        </w:rPr>
+        <w:t xml:space="preserve">## </w:t>
+      </w:r>
+      <w:r>
+        <w:br/>
+      </w:r>
+      <w:r>
+        <w:rPr>
+          <w:rStyle w:val="VerbatimChar"/>
+        </w:rPr>
+        <w:t xml:space="preserve">## includes extended transaction information - examples:</w:t>
+      </w:r>
+      <w:r>
+        <w:br/>
+      </w:r>
+      <w:r>
+        <w:rPr>
+          <w:rStyle w:val="VerbatimChar"/>
+        </w:rPr>
+        <w:t xml:space="preserve">##   transactionID</w:t>
+      </w:r>
+      <w:r>
+        <w:br/>
+      </w:r>
+      <w:r>
+        <w:rPr>
+          <w:rStyle w:val="VerbatimChar"/>
+        </w:rPr>
+        <w:t xml:space="preserve">## 1             1</w:t>
+      </w:r>
+      <w:r>
+        <w:br/>
+      </w:r>
+      <w:r>
+        <w:rPr>
+          <w:rStyle w:val="VerbatimChar"/>
+        </w:rPr>
+        <w:t xml:space="preserve">## 2             2</w:t>
+      </w:r>
+      <w:r>
+        <w:br/>
+      </w:r>
+      <w:r>
+        <w:rPr>
+          <w:rStyle w:val="VerbatimChar"/>
+        </w:rPr>
+        <w:t xml:space="preserve">## 3             3</w:t>
       </w:r>
     </w:p>
     <w:p>

--- a/examples/patterns/doc/01-apriori-rules.docx
+++ b/examples/patterns/doc/01-apriori-rules.docx
@@ -328,34 +328,34 @@
         <w:rPr>
           <w:rStyle w:val="VerbatimChar"/>
         </w:rPr>
-        <w:t xml:space="preserve">##       capital-gain=[0,1e+05]    capital-loss=[0,4.36e+03] native-country=United-States                   race=White </w:t>
-      </w:r>
-      <w:r>
-        <w:br/>
-      </w:r>
-      <w:r>
-        <w:rPr>
-          <w:rStyle w:val="VerbatimChar"/>
-        </w:rPr>
-        <w:t xml:space="preserve">##                        48842                        48842                        43832                        41762 </w:t>
-      </w:r>
-      <w:r>
-        <w:br/>
-      </w:r>
-      <w:r>
-        <w:rPr>
-          <w:rStyle w:val="VerbatimChar"/>
-        </w:rPr>
-        <w:t xml:space="preserve">##       hours-per-week=[40,99]                      (Other) </w:t>
-      </w:r>
-      <w:r>
-        <w:br/>
-      </w:r>
-      <w:r>
-        <w:rPr>
-          <w:rStyle w:val="VerbatimChar"/>
-        </w:rPr>
-        <w:t xml:space="preserve">##                        37155                       489451 </w:t>
+        <w:t xml:space="preserve">##       capital-gain=[0,1e+05]    capital-loss=[0,4.36e+03] native-country=United-States                   race=White       hours-per-week=[40,99] </w:t>
+      </w:r>
+      <w:r>
+        <w:br/>
+      </w:r>
+      <w:r>
+        <w:rPr>
+          <w:rStyle w:val="VerbatimChar"/>
+        </w:rPr>
+        <w:t xml:space="preserve">##                        48842                        48842                        43832                        41762                        37155 </w:t>
+      </w:r>
+      <w:r>
+        <w:br/>
+      </w:r>
+      <w:r>
+        <w:rPr>
+          <w:rStyle w:val="VerbatimChar"/>
+        </w:rPr>
+        <w:t xml:space="preserve">##                      (Other) </w:t>
+      </w:r>
+      <w:r>
+        <w:br/>
+      </w:r>
+      <w:r>
+        <w:rPr>
+          <w:rStyle w:val="VerbatimChar"/>
+        </w:rPr>
+        <w:t xml:space="preserve">##                       489451 </w:t>
       </w:r>
       <w:r>
         <w:br/>
@@ -1409,124 +1409,61 @@
         <w:rPr>
           <w:rStyle w:val="VerbatimChar"/>
         </w:rPr>
-        <w:t xml:space="preserve">##     lhs                                         rhs                            support   confidence coverage  lift    </w:t>
-      </w:r>
-      <w:r>
-        <w:br/>
-      </w:r>
-      <w:r>
-        <w:rPr>
-          <w:rStyle w:val="VerbatimChar"/>
-        </w:rPr>
-        <w:t xml:space="preserve">## [1] {fnlwgt=[1.23e+04,1.41e+05), race=White} =&gt; {native-country=United-States} 0.2746612 0.9513510  0.2887064 1.060090</w:t>
-      </w:r>
-      <w:r>
-        <w:br/>
-      </w:r>
-      <w:r>
-        <w:rPr>
-          <w:rStyle w:val="VerbatimChar"/>
-        </w:rPr>
-        <w:t xml:space="preserve">## [2] {education=HS-grad, race=White}          =&gt; {native-country=United-States} 0.2578314 0.9406887  0.2740879 1.048210</w:t>
-      </w:r>
-      <w:r>
-        <w:br/>
-      </w:r>
-      <w:r>
-        <w:rPr>
-          <w:rStyle w:val="VerbatimChar"/>
-        </w:rPr>
-        <w:t xml:space="preserve">## [3] {education-num=[9,10), race=White}       =&gt; {native-country=United-States} 0.2578314 0.9406887  0.2740879 1.048210</w:t>
-      </w:r>
-      <w:r>
-        <w:br/>
-      </w:r>
-      <w:r>
-        <w:rPr>
-          <w:rStyle w:val="VerbatimChar"/>
-        </w:rPr>
-        <w:t xml:space="preserve">## [4] {education-num=[10,16], race=White}      =&gt; {native-country=United-States} 0.4448016 0.9398252  0.4732812 1.047247</w:t>
-      </w:r>
-      <w:r>
-        <w:br/>
-      </w:r>
-      <w:r>
-        <w:rPr>
-          <w:rStyle w:val="VerbatimChar"/>
-        </w:rPr>
-        <w:t xml:space="preserve">## [5] {fnlwgt=[1.41e+05,2.11e+05), race=White} =&gt; {native-country=United-States} 0.2713648 0.9293878  0.2919823 1.035617</w:t>
-      </w:r>
-      <w:r>
-        <w:br/>
-      </w:r>
-      <w:r>
-        <w:rPr>
-          <w:rStyle w:val="VerbatimChar"/>
-        </w:rPr>
-        <w:t xml:space="preserve">## [6] {relationship=Not-in-family, race=White} =&gt; {native-country=United-States} 0.2053560 0.9282739  0.2212235 1.034376</w:t>
-      </w:r>
-      <w:r>
-        <w:br/>
-      </w:r>
-      <w:r>
-        <w:rPr>
-          <w:rStyle w:val="VerbatimChar"/>
-        </w:rPr>
-        <w:t xml:space="preserve">##     count</w:t>
-      </w:r>
-      <w:r>
-        <w:br/>
-      </w:r>
-      <w:r>
-        <w:rPr>
-          <w:rStyle w:val="VerbatimChar"/>
-        </w:rPr>
-        <w:t xml:space="preserve">## [1] 13415</w:t>
-      </w:r>
-      <w:r>
-        <w:br/>
-      </w:r>
-      <w:r>
-        <w:rPr>
-          <w:rStyle w:val="VerbatimChar"/>
-        </w:rPr>
-        <w:t xml:space="preserve">## [2] 12593</w:t>
-      </w:r>
-      <w:r>
-        <w:br/>
-      </w:r>
-      <w:r>
-        <w:rPr>
-          <w:rStyle w:val="VerbatimChar"/>
-        </w:rPr>
-        <w:t xml:space="preserve">## [3] 12593</w:t>
-      </w:r>
-      <w:r>
-        <w:br/>
-      </w:r>
-      <w:r>
-        <w:rPr>
-          <w:rStyle w:val="VerbatimChar"/>
-        </w:rPr>
-        <w:t xml:space="preserve">## [4] 21725</w:t>
-      </w:r>
-      <w:r>
-        <w:br/>
-      </w:r>
-      <w:r>
-        <w:rPr>
-          <w:rStyle w:val="VerbatimChar"/>
-        </w:rPr>
-        <w:t xml:space="preserve">## [5] 13254</w:t>
-      </w:r>
-      <w:r>
-        <w:br/>
-      </w:r>
-      <w:r>
-        <w:rPr>
-          <w:rStyle w:val="VerbatimChar"/>
-        </w:rPr>
-        <w:t xml:space="preserve">## [6] 10030</w:t>
+        <w:t xml:space="preserve">##     lhs                                         rhs                            support   confidence coverage  lift     count</w:t>
+      </w:r>
+      <w:r>
+        <w:br/>
+      </w:r>
+      <w:r>
+        <w:rPr>
+          <w:rStyle w:val="VerbatimChar"/>
+        </w:rPr>
+        <w:t xml:space="preserve">## [1] {fnlwgt=[1.23e+04,1.41e+05), race=White} =&gt; {native-country=United-States} 0.2746612 0.9513510  0.2887064 1.060090 13415</w:t>
+      </w:r>
+      <w:r>
+        <w:br/>
+      </w:r>
+      <w:r>
+        <w:rPr>
+          <w:rStyle w:val="VerbatimChar"/>
+        </w:rPr>
+        <w:t xml:space="preserve">## [2] {education=HS-grad, race=White}          =&gt; {native-country=United-States} 0.2578314 0.9406887  0.2740879 1.048210 12593</w:t>
+      </w:r>
+      <w:r>
+        <w:br/>
+      </w:r>
+      <w:r>
+        <w:rPr>
+          <w:rStyle w:val="VerbatimChar"/>
+        </w:rPr>
+        <w:t xml:space="preserve">## [3] {education-num=[9,10), race=White}       =&gt; {native-country=United-States} 0.2578314 0.9406887  0.2740879 1.048210 12593</w:t>
+      </w:r>
+      <w:r>
+        <w:br/>
+      </w:r>
+      <w:r>
+        <w:rPr>
+          <w:rStyle w:val="VerbatimChar"/>
+        </w:rPr>
+        <w:t xml:space="preserve">## [4] {education-num=[10,16], race=White}      =&gt; {native-country=United-States} 0.4448016 0.9398252  0.4732812 1.047247 21725</w:t>
+      </w:r>
+      <w:r>
+        <w:br/>
+      </w:r>
+      <w:r>
+        <w:rPr>
+          <w:rStyle w:val="VerbatimChar"/>
+        </w:rPr>
+        <w:t xml:space="preserve">## [5] {fnlwgt=[1.41e+05,2.11e+05), race=White} =&gt; {native-country=United-States} 0.2713648 0.9293878  0.2919823 1.035617 13254</w:t>
+      </w:r>
+      <w:r>
+        <w:br/>
+      </w:r>
+      <w:r>
+        <w:rPr>
+          <w:rStyle w:val="VerbatimChar"/>
+        </w:rPr>
+        <w:t xml:space="preserve">## [6] {relationship=Not-in-family, race=White} =&gt; {native-country=United-States} 0.2053560 0.9282739  0.2212235 1.034376 10030</w:t>
       </w:r>
     </w:p>
     <w:p>
